--- a/PR-04-NHF-zadanie.docx
+++ b/PR-04-NHF-zadanie.docx
@@ -33,7 +33,7 @@
           <w:sz w:val="22"/>
           <w:szCs w:val="22"/>
         </w:rPr>
-        <w:t xml:space="preserve">Spoločnosť NEURÓN s. r. o. vyvíja softvér s umelou inteligenciou, ktorý pomáha rádiológom vyhodnocovať snímky. Sídli v Bratislave (Karadžičova 8), IČO: 53111222, DIČ: 2121333444. Vznikla 15. 1. 2020, peniaze na vývoj jej dali investori (emisné ážio). Prvé roky prerábala, prvý väčší zisk má až v roku 2025. Zdaňovacím obdobím je kalendárny rok, je platiteľom DPH a nie je mikrodaňovníkom. Za rok 2024 zaplatila len minimálnu daň 960 €, preddavky na daň v roku 2025 neplatila. Rovnaký príklad ako PR-04 študentov FHI, v základných kategóriách a s menším počtom položiek.</w:t>
+        <w:t>Spoločnosť NEURÓN s. r. o. vyvíja softvér s umelou inteligenciou, ktorý pomáha rádiológom vyhodnocovať snímky. Sídli v Bratislave (Karadžičova 8), IČO: 53111222, DIČ: 2121333444. Vznikla 15. 1. 2020, peniaze na vývoj jej dali investori (emisné ážio). Prvé roky prerábala, prvý väčší zisk má až v roku 2025. Zdaňovacím obdobím je kalendárny rok, je platiteľom DPH a nie je mikrodaňovníkom. Za rok 2024 zaplatila len minimálnu daň 960 €, preddavky na daň v roku 2025 neplatila.</w:t>
       </w:r>
     </w:p>
     <w:p>
